--- a/practice/data/theory/jungol/02_중등/2주차/2026년_2차_중등_숙제_교사용_2019-2025.docx
+++ b/practice/data/theory/jungol/02_중등/2주차/2026년_2차_중등_숙제_교사용_2019-2025.docx
@@ -607,8 +607,10 @@
           <w:sz w:val="24"/>
           <w:szCs w:val="24"/>
         </w:rPr>
-        <w:t>8</w:t>
-      </w:r>
+        <w:t>24</w:t>
+      </w:r>
+      <w:bookmarkStart w:id="0" w:name="_GoBack"/>
+      <w:bookmarkEnd w:id="0"/>
       <w:r>
         <w:rPr>
           <w:rFonts w:ascii="Consolas" w:eastAsiaTheme="minorHAnsi" w:hAnsi="Consolas" w:cs="Consolas"/>
@@ -3428,7 +3430,7 @@
         <w:ind w:leftChars="0" w:left="760"/>
         <w:rPr>
           <w:rStyle w:val="a8"/>
-          <w:rFonts w:ascii="Consolas" w:eastAsiaTheme="minorHAnsi" w:hAnsi="Consolas" w:cs="Consolas" w:hint="eastAsia"/>
+          <w:rFonts w:ascii="Consolas" w:eastAsiaTheme="minorHAnsi" w:hAnsi="Consolas" w:cs="Consolas"/>
           <w:b w:val="0"/>
           <w:bCs w:val="0"/>
           <w:sz w:val="24"/>
@@ -10014,8 +10016,6 @@
         </w:rPr>
         <w:t>4</w:t>
       </w:r>
-      <w:bookmarkStart w:id="0" w:name="_GoBack"/>
-      <w:bookmarkEnd w:id="0"/>
     </w:p>
     <w:sectPr>
       <w:headerReference w:type="even" r:id="rId8"/>
@@ -10121,7 +10121,7 @@
                 <w:bCs/>
                 <w:noProof/>
               </w:rPr>
-              <w:t>2</w:t>
+              <w:t>4</w:t>
             </w:r>
             <w:r>
               <w:rPr>
@@ -13884,7 +13884,7 @@
 </file>
 
 <file path=customXml/itemProps1.xml><?xml version="1.0" encoding="utf-8"?>
-<ds:datastoreItem xmlns:ds="http://schemas.openxmlformats.org/officeDocument/2006/customXml" ds:itemID="{57E9D653-2E29-4BC8-A4AE-A4B30B63C179}">
+<ds:datastoreItem xmlns:ds="http://schemas.openxmlformats.org/officeDocument/2006/customXml" ds:itemID="{490201AD-2211-492C-8507-47A07F97D2CB}">
   <ds:schemaRefs>
     <ds:schemaRef ds:uri="http://schemas.openxmlformats.org/officeDocument/2006/bibliography"/>
   </ds:schemaRefs>
